--- a/docs/02-users.docx
+++ b/docs/02-users.docx
@@ -399,47 +399,7 @@
                 <w:szCs w:val="24"/>
                 <w:lang w:eastAsia="ru-RU"/>
               </w:rPr>
-              <w:t xml:space="preserve">Управляет каталогом тарифов (добавление, редактирование, удаление). Управляет пользователями (блокировка, сброс пароля, просмотр списка). Просматривает и обрабатывает заказы клиентов. Управляет виртуальными серверами клиентов в экстренных случаях. Просматривает </w:t>
-            </w:r>
-            <w:proofErr w:type="spellStart"/>
-            <w:r>
-              <w:rPr>
-                <w:rFonts w:eastAsia="Times New Roman"/>
-                <w:sz w:val="24"/>
-                <w:szCs w:val="24"/>
-                <w:lang w:eastAsia="ru-RU"/>
-              </w:rPr>
-              <w:t>логи</w:t>
-            </w:r>
-            <w:proofErr w:type="spellEnd"/>
-            <w:r>
-              <w:rPr>
-                <w:rFonts w:eastAsia="Times New Roman"/>
-                <w:sz w:val="24"/>
-                <w:szCs w:val="24"/>
-                <w:lang w:eastAsia="ru-RU"/>
-              </w:rPr>
-              <w:t xml:space="preserve"> системы и статистику использования. Настраивает </w:t>
-            </w:r>
-            <w:proofErr w:type="spellStart"/>
-            <w:r>
-              <w:rPr>
-                <w:rFonts w:eastAsia="Times New Roman"/>
-                <w:sz w:val="24"/>
-                <w:szCs w:val="24"/>
-                <w:lang w:eastAsia="ru-RU"/>
-              </w:rPr>
-              <w:t>промокоды</w:t>
-            </w:r>
-            <w:proofErr w:type="spellEnd"/>
-            <w:r>
-              <w:rPr>
-                <w:rFonts w:eastAsia="Times New Roman"/>
-                <w:sz w:val="24"/>
-                <w:szCs w:val="24"/>
-                <w:lang w:eastAsia="ru-RU"/>
-              </w:rPr>
-              <w:t xml:space="preserve"> и скидки.</w:t>
+              <w:t>Управляет каталогом тарифов (добавление, редактирование, удаление). Управляет пользователями (блокировка, сброс пароля, просмотр списка). Просматривает и обрабатывает заказы клиентов. Управляет виртуальными серверами клиентов в экстренных случаях. Просматривает логи системы и статистику использования. Настраивает промокоды и скидки.</w:t>
             </w:r>
           </w:p>
         </w:tc>
@@ -538,15 +498,7 @@
         <w:ind w:left="0" w:firstLine="709"/>
       </w:pPr>
       <w:r>
-        <w:t xml:space="preserve">Гость должен иметь возможность зарегистрироваться, указав </w:t>
-      </w:r>
-      <w:proofErr w:type="spellStart"/>
-      <w:r>
-        <w:t>email</w:t>
-      </w:r>
-      <w:proofErr w:type="spellEnd"/>
-      <w:r>
-        <w:t>, пароль и согласие с условиями.</w:t>
+        <w:t>Гость должен иметь возможность зарегистрироваться, указав email, пароль и согласие с условиями. Пароль должен содержать не менее 8 символов, включая хотя бы одну букву и одну цифру. Email должен соответствовать стандартному формату: содержать символ @ и домен верхнего уровня.</w:t>
       </w:r>
     </w:p>
     <w:p>
@@ -562,15 +514,7 @@
         <w:ind w:left="0" w:firstLine="709"/>
       </w:pPr>
       <w:r>
-        <w:t xml:space="preserve">Клиент должен иметь возможность войти в систему с использованием </w:t>
-      </w:r>
-      <w:proofErr w:type="spellStart"/>
-      <w:r>
-        <w:t>email</w:t>
-      </w:r>
-      <w:proofErr w:type="spellEnd"/>
-      <w:r>
-        <w:t xml:space="preserve"> и пароля.</w:t>
+        <w:t>Клиент должен иметь возможность войти в систему с использованием email и пароля.</w:t>
       </w:r>
     </w:p>
     <w:p>
@@ -688,6 +632,7 @@
         <w:ind w:left="0" w:firstLine="709"/>
       </w:pPr>
       <w:r>
+        <w:lastRenderedPageBreak/>
         <w:t>Клиент должен иметь возможность выполнять операции управления сервером: запуск, остановка и перезагрузка.</w:t>
       </w:r>
     </w:p>
@@ -704,7 +649,6 @@
         <w:ind w:left="0" w:firstLine="709"/>
       </w:pPr>
       <w:r>
-        <w:lastRenderedPageBreak/>
         <w:t>Клиент должен иметь возможность просматривать базовую статистику потребления ресурсов своего сервера, включая загрузку CPU и оперативной памяти.</w:t>
       </w:r>
     </w:p>
@@ -817,15 +761,7 @@
         <w:ind w:left="0" w:firstLine="709"/>
       </w:pPr>
       <w:r>
-        <w:t xml:space="preserve">Система должна </w:t>
-      </w:r>
-      <w:proofErr w:type="spellStart"/>
-      <w:r>
-        <w:t>логировать</w:t>
-      </w:r>
-      <w:proofErr w:type="spellEnd"/>
-      <w:r>
-        <w:t xml:space="preserve"> действия администратора для последующего аудита.</w:t>
+        <w:t>Система должна логировать действия администратора для последующего аудита.</w:t>
       </w:r>
     </w:p>
     <w:p/>

--- a/docs/02-users.docx
+++ b/docs/02-users.docx
@@ -584,7 +584,7 @@
         <w:ind w:left="0" w:firstLine="709"/>
       </w:pPr>
       <w:r>
-        <w:t>Система должна активировать виртуальный сервер не позднее чем через 5 минут после успешной оплаты.</w:t>
+        <w:t>Система должна активировать виртуальный сервер не позднее чем через 5 минут после успешной оплаты. Моментом активации считается момент, когда сервер получает статус «Активен» и клиенту становится доступно SSH-подключение. При превышении срока в 5 минут система обязана отправить клиенту уведомление о задержке активации.</w:t>
       </w:r>
     </w:p>
     <w:p>
@@ -616,6 +616,7 @@
         <w:ind w:left="0" w:firstLine="709"/>
       </w:pPr>
       <w:r>
+        <w:lastRenderedPageBreak/>
         <w:t>Клиент должен иметь возможность просматривать статус каждого своего сервера (активен, остановлен, запускается).</w:t>
       </w:r>
     </w:p>
@@ -632,7 +633,6 @@
         <w:ind w:left="0" w:firstLine="709"/>
       </w:pPr>
       <w:r>
-        <w:lastRenderedPageBreak/>
         <w:t>Клиент должен иметь возможность выполнять операции управления сервером: запуск, остановка и перезагрузка.</w:t>
       </w:r>
     </w:p>
